--- a/templates/發起人名冊.docx
+++ b/templates/發起人名冊.docx
@@ -5,21 +5,9 @@
     <w:p>
       <w:pPr>
         <w:snapToGrid w:val="0"/>
-        <w:ind w:leftChars="-354" w:left="-850" w:rightChars="-132" w:right="-317"/>
         <w:jc w:val="center"/>
         <w:rPr>
-          <w:rFonts w:ascii="標楷體" w:eastAsia="標楷體" w:hint="eastAsia"/>
-          <w:sz w:val="32"/>
-          <w:szCs w:val="32"/>
-        </w:rPr>
-      </w:pPr>
-    </w:p>
-    <w:p>
-      <w:pPr>
-        <w:snapToGrid w:val="0"/>
-        <w:jc w:val="center"/>
-        <w:rPr>
-          <w:rFonts w:eastAsia="標楷體" w:hint="eastAsia"/>
+          <w:rFonts w:eastAsia="標楷體" w:hAnsi="標楷體"/>
           <w:b/>
           <w:bCs/>
           <w:sz w:val="32"/>
@@ -38,7 +26,7 @@
       <w:proofErr w:type="spellStart"/>
       <w:r>
         <w:rPr>
-          <w:rFonts w:eastAsia="標楷體" w:hAnsi="標楷體" w:hint="eastAsia"/>
+          <w:rFonts w:eastAsia="標楷體" w:hAnsi="標楷體"/>
           <w:b/>
           <w:bCs/>
           <w:sz w:val="32"/>
@@ -86,33 +74,6 @@
           <w:color w:val="000000"/>
         </w:rPr>
       </w:pPr>
-      <w:r>
-        <w:rPr>
-          <w:rFonts w:eastAsia="標楷體" w:hAnsi="標楷體"/>
-        </w:rPr>
-        <w:t>截至</w:t>
-      </w:r>
-      <w:r>
-        <w:rPr>
-          <w:rFonts w:ascii="標楷體" w:eastAsia="標楷體" w:hAnsi="標楷體" w:hint="eastAsia"/>
-          <w:color w:val="000000"/>
-        </w:rPr>
-        <w:t>{{</w:t>
-      </w:r>
-      <w:r>
-        <w:rPr>
-          <w:rFonts w:ascii="標楷體" w:eastAsia="標楷體" w:hAnsi="標楷體"/>
-          <w:color w:val="000000"/>
-        </w:rPr>
-        <w:t xml:space="preserve"> Date of Adoption of the Articles</w:t>
-      </w:r>
-      <w:r>
-        <w:rPr>
-          <w:rFonts w:ascii="標楷體" w:eastAsia="標楷體" w:hAnsi="標楷體" w:hint="eastAsia"/>
-          <w:color w:val="000000"/>
-        </w:rPr>
-        <w:t>}}</w:t>
-      </w:r>
     </w:p>
     <w:p>
       <w:pPr>
@@ -146,10 +107,10 @@
         <w:tblLook w:val="0000" w:firstRow="0" w:lastRow="0" w:firstColumn="0" w:lastColumn="0" w:noHBand="0" w:noVBand="0"/>
       </w:tblPr>
       <w:tblGrid>
-        <w:gridCol w:w="519"/>
+        <w:gridCol w:w="517"/>
         <w:gridCol w:w="1150"/>
-        <w:gridCol w:w="1617"/>
-        <w:gridCol w:w="2127"/>
+        <w:gridCol w:w="1762"/>
+        <w:gridCol w:w="1984"/>
         <w:gridCol w:w="1561"/>
         <w:gridCol w:w="1134"/>
         <w:gridCol w:w="709"/>
@@ -157,7 +118,7 @@
       <w:tr>
         <w:tc>
           <w:tcPr>
-            <w:tcW w:w="294" w:type="pct"/>
+            <w:tcW w:w="293" w:type="pct"/>
             <w:tcBorders>
               <w:top w:val="single" w:sz="6" w:space="0" w:color="auto"/>
               <w:left w:val="single" w:sz="6" w:space="0" w:color="auto"/>
@@ -196,58 +157,58 @@
             <w:pPr>
               <w:snapToGrid w:val="0"/>
               <w:rPr>
+                <w:rFonts w:eastAsia="標楷體"/>
+              </w:rPr>
+            </w:pPr>
+            <w:r>
+              <w:rPr>
+                <w:rFonts w:eastAsia="標楷體" w:hAnsi="標楷體" w:hint="eastAsia"/>
+              </w:rPr>
+              <w:t>姓名</w:t>
+            </w:r>
+          </w:p>
+        </w:tc>
+        <w:tc>
+          <w:tcPr>
+            <w:tcW w:w="999" w:type="pct"/>
+            <w:tcBorders>
+              <w:top w:val="single" w:sz="6" w:space="0" w:color="auto"/>
+              <w:left w:val="single" w:sz="6" w:space="0" w:color="auto"/>
+              <w:bottom w:val="single" w:sz="6" w:space="0" w:color="auto"/>
+              <w:right w:val="single" w:sz="6" w:space="0" w:color="auto"/>
+            </w:tcBorders>
+            <w:shd w:val="clear" w:color="auto" w:fill="E0E0E0"/>
+          </w:tcPr>
+          <w:p>
+            <w:pPr>
+              <w:snapToGrid w:val="0"/>
+              <w:rPr>
+                <w:rFonts w:eastAsia="標楷體"/>
+              </w:rPr>
+            </w:pPr>
+            <w:r>
+              <w:rPr>
                 <w:rFonts w:eastAsia="標楷體" w:hint="eastAsia"/>
               </w:rPr>
-            </w:pPr>
-            <w:r>
-              <w:rPr>
-                <w:rFonts w:eastAsia="標楷體" w:hAnsi="標楷體" w:hint="eastAsia"/>
-              </w:rPr>
-              <w:t>姓名</w:t>
-            </w:r>
-          </w:p>
-        </w:tc>
-        <w:tc>
-          <w:tcPr>
-            <w:tcW w:w="917" w:type="pct"/>
-            <w:tcBorders>
-              <w:top w:val="single" w:sz="6" w:space="0" w:color="auto"/>
-              <w:left w:val="single" w:sz="6" w:space="0" w:color="auto"/>
-              <w:bottom w:val="single" w:sz="6" w:space="0" w:color="auto"/>
-              <w:right w:val="single" w:sz="6" w:space="0" w:color="auto"/>
-            </w:tcBorders>
-            <w:shd w:val="clear" w:color="auto" w:fill="E0E0E0"/>
-          </w:tcPr>
-          <w:p>
-            <w:pPr>
-              <w:snapToGrid w:val="0"/>
+              <w:t>身分證號</w:t>
+            </w:r>
+            <w:r>
               <w:rPr>
                 <w:rFonts w:eastAsia="標楷體" w:hint="eastAsia"/>
               </w:rPr>
-            </w:pPr>
+              <w:t>/</w:t>
+            </w:r>
             <w:r>
               <w:rPr>
                 <w:rFonts w:eastAsia="標楷體" w:hint="eastAsia"/>
               </w:rPr>
-              <w:t>身分證號</w:t>
-            </w:r>
-            <w:r>
-              <w:rPr>
-                <w:rFonts w:eastAsia="標楷體" w:hint="eastAsia"/>
-              </w:rPr>
-              <w:t>/</w:t>
-            </w:r>
-            <w:r>
-              <w:rPr>
-                <w:rFonts w:eastAsia="標楷體" w:hint="eastAsia"/>
-              </w:rPr>
               <w:t>統一編號</w:t>
             </w:r>
           </w:p>
         </w:tc>
         <w:tc>
           <w:tcPr>
-            <w:tcW w:w="1206" w:type="pct"/>
+            <w:tcW w:w="1125" w:type="pct"/>
             <w:tcBorders>
               <w:top w:val="single" w:sz="6" w:space="0" w:color="auto"/>
               <w:left w:val="single" w:sz="6" w:space="0" w:color="auto"/>
@@ -332,7 +293,7 @@
               <w:snapToGrid w:val="0"/>
               <w:jc w:val="center"/>
               <w:rPr>
-                <w:rFonts w:eastAsia="標楷體" w:hint="eastAsia"/>
+                <w:rFonts w:eastAsia="標楷體"/>
               </w:rPr>
             </w:pPr>
             <w:r>
@@ -391,28 +352,72 @@
       <w:tr>
         <w:tc>
           <w:tcPr>
-            <w:tcW w:w="294" w:type="pct"/>
-            <w:tcBorders>
-              <w:top w:val="single" w:sz="6" w:space="0" w:color="auto"/>
-              <w:left w:val="single" w:sz="6" w:space="0" w:color="auto"/>
-              <w:bottom w:val="single" w:sz="6" w:space="0" w:color="auto"/>
-              <w:right w:val="single" w:sz="6" w:space="0" w:color="auto"/>
-            </w:tcBorders>
-          </w:tcPr>
-          <w:p>
-            <w:pPr>
-              <w:snapToGrid w:val="0"/>
-              <w:rPr>
-                <w:rFonts w:eastAsia="標楷體"/>
+            <w:tcW w:w="293" w:type="pct"/>
+            <w:tcBorders>
+              <w:top w:val="single" w:sz="6" w:space="0" w:color="auto"/>
+              <w:left w:val="single" w:sz="6" w:space="0" w:color="auto"/>
+              <w:bottom w:val="single" w:sz="6" w:space="0" w:color="auto"/>
+              <w:right w:val="single" w:sz="6" w:space="0" w:color="auto"/>
+            </w:tcBorders>
+          </w:tcPr>
+          <w:p>
+            <w:pPr>
+              <w:jc w:val="distribute"/>
+              <w:rPr>
+                <w:rFonts w:ascii="標楷體" w:eastAsia="標楷體"/>
+                <w:sz w:val="18"/>
+                <w:szCs w:val="18"/>
               </w:rPr>
             </w:pPr>
             <w:bookmarkStart w:id="1" w:name="編號1"/>
             <w:bookmarkEnd w:id="1"/>
             <w:r>
               <w:rPr>
-                <w:rFonts w:eastAsia="標楷體" w:hint="eastAsia"/>
-              </w:rPr>
-              <w:t>{{item}}</w:t>
+                <w:rFonts w:ascii="標楷體" w:hAnsi="標楷體"/>
+                <w:sz w:val="18"/>
+                <w:szCs w:val="18"/>
+              </w:rPr>
+              <w:t>{% for shareholder in shareholders %}</w:t>
+            </w:r>
+          </w:p>
+          <w:p>
+            <w:pPr>
+              <w:jc w:val="distribute"/>
+              <w:rPr>
+                <w:rFonts w:eastAsia="標楷體"/>
+              </w:rPr>
+            </w:pPr>
+            <w:r>
+              <w:rPr>
+                <w:rFonts w:ascii="標楷體" w:hAnsi="標楷體" w:hint="eastAsia"/>
+                <w:sz w:val="18"/>
+                <w:szCs w:val="18"/>
+              </w:rPr>
+              <w:t>{{</w:t>
+            </w:r>
+            <w:r>
+              <w:rPr>
+                <w:rFonts w:ascii="標楷體" w:hAnsi="標楷體"/>
+                <w:sz w:val="18"/>
+                <w:szCs w:val="18"/>
+              </w:rPr>
+              <w:t>shareholder</w:t>
+            </w:r>
+            <w:r>
+              <w:rPr>
+                <w:rFonts w:ascii="標楷體" w:hAnsi="標楷體" w:hint="eastAsia"/>
+                <w:sz w:val="18"/>
+                <w:szCs w:val="18"/>
+              </w:rPr>
+              <w:t>.id</w:t>
+            </w:r>
+            <w:r>
+              <w:rPr>
+                <w:rFonts w:ascii="標楷體" w:hAnsi="標楷體" w:hint="eastAsia"/>
+                <w:sz w:val="18"/>
+                <w:szCs w:val="18"/>
+              </w:rPr>
+              <w:t>}}</w:t>
             </w:r>
           </w:p>
         </w:tc>
@@ -429,26 +434,86 @@
           <w:p>
             <w:pPr>
               <w:rPr>
-                <w:rFonts w:eastAsia="標楷體" w:hint="eastAsia"/>
-              </w:rPr>
-            </w:pPr>
-            <w:r>
-              <w:rPr>
-                <w:rFonts w:eastAsia="標楷體" w:hint="eastAsia"/>
+                <w:rFonts w:eastAsia="標楷體"/>
+              </w:rPr>
+            </w:pPr>
+            <w:r>
+              <w:rPr>
+                <w:rFonts w:ascii="標楷體" w:hAnsi="標楷體" w:hint="eastAsia"/>
               </w:rPr>
               <w:t>{{</w:t>
             </w:r>
+            <w:r>
+              <w:rPr>
+                <w:rFonts w:ascii="標楷體" w:hAnsi="標楷體"/>
+              </w:rPr>
+              <w:t>shareholder</w:t>
+            </w:r>
+            <w:r>
+              <w:rPr>
+                <w:rFonts w:ascii="標楷體" w:hAnsi="標楷體" w:hint="eastAsia"/>
+              </w:rPr>
+              <w:t>.nam</w:t>
+            </w:r>
+            <w:r>
+              <w:rPr>
+                <w:rFonts w:ascii="標楷體" w:hAnsi="標楷體" w:hint="eastAsia"/>
+              </w:rPr>
+              <w:t>e</w:t>
+            </w:r>
+            <w:r>
+              <w:rPr>
+                <w:rFonts w:ascii="標楷體" w:hAnsi="標楷體" w:hint="eastAsia"/>
+              </w:rPr>
+              <w:t>}}</w:t>
+            </w:r>
+          </w:p>
+        </w:tc>
+        <w:tc>
+          <w:tcPr>
+            <w:tcW w:w="999" w:type="pct"/>
+            <w:tcBorders>
+              <w:top w:val="single" w:sz="6" w:space="0" w:color="auto"/>
+              <w:left w:val="single" w:sz="6" w:space="0" w:color="auto"/>
+              <w:bottom w:val="single" w:sz="6" w:space="0" w:color="auto"/>
+              <w:right w:val="single" w:sz="6" w:space="0" w:color="auto"/>
+            </w:tcBorders>
+          </w:tcPr>
+          <w:p>
+            <w:pPr>
+              <w:rPr>
+                <w:rFonts w:ascii="標楷體" w:hAnsi="標楷體"/>
+              </w:rPr>
+            </w:pPr>
+            <w:r>
+              <w:rPr>
+                <w:rFonts w:ascii="標楷體" w:hAnsi="標楷體" w:hint="eastAsia"/>
+              </w:rPr>
+              <w:t>{{</w:t>
+            </w:r>
             <w:proofErr w:type="spellStart"/>
             <w:r>
               <w:rPr>
-                <w:rFonts w:eastAsia="標楷體" w:hint="eastAsia"/>
-              </w:rPr>
-              <w:t>shareholderName</w:t>
+                <w:rFonts w:ascii="標楷體" w:hAnsi="標楷體"/>
+              </w:rPr>
+              <w:t>shareholder</w:t>
+            </w:r>
+            <w:r>
+              <w:rPr>
+                <w:rFonts w:ascii="標楷體" w:hAnsi="標楷體" w:hint="eastAsia"/>
+              </w:rPr>
+              <w:t>.</w:t>
+            </w:r>
+            <w:r>
+              <w:rPr>
+                <w:rFonts w:ascii="標楷體" w:hAnsi="標楷體"/>
+              </w:rPr>
+              <w:t>id_number</w:t>
             </w:r>
             <w:proofErr w:type="spellEnd"/>
             <w:r>
               <w:rPr>
-                <w:rFonts w:eastAsia="標楷體" w:hint="eastAsia"/>
+                <w:rFonts w:ascii="標楷體" w:hAnsi="標楷體" w:hint="eastAsia"/>
               </w:rPr>
               <w:t>}}</w:t>
             </w:r>
@@ -456,37 +521,49 @@
         </w:tc>
         <w:tc>
           <w:tcPr>
-            <w:tcW w:w="917" w:type="pct"/>
-            <w:tcBorders>
-              <w:top w:val="single" w:sz="6" w:space="0" w:color="auto"/>
-              <w:left w:val="single" w:sz="6" w:space="0" w:color="auto"/>
-              <w:bottom w:val="single" w:sz="6" w:space="0" w:color="auto"/>
-              <w:right w:val="single" w:sz="6" w:space="0" w:color="auto"/>
-            </w:tcBorders>
-          </w:tcPr>
-          <w:p>
-            <w:pPr>
-              <w:rPr>
-                <w:rFonts w:eastAsia="標楷體" w:hint="eastAsia"/>
-              </w:rPr>
-            </w:pPr>
-            <w:r>
-              <w:rPr>
-                <w:rFonts w:eastAsia="標楷體" w:hint="eastAsia"/>
+            <w:tcW w:w="1125" w:type="pct"/>
+            <w:tcBorders>
+              <w:top w:val="single" w:sz="6" w:space="0" w:color="auto"/>
+              <w:left w:val="single" w:sz="6" w:space="0" w:color="auto"/>
+              <w:bottom w:val="single" w:sz="6" w:space="0" w:color="auto"/>
+              <w:right w:val="single" w:sz="6" w:space="0" w:color="auto"/>
+            </w:tcBorders>
+          </w:tcPr>
+          <w:p>
+            <w:pPr>
+              <w:rPr>
+                <w:rFonts w:eastAsia="標楷體"/>
+              </w:rPr>
+            </w:pPr>
+            <w:r>
+              <w:rPr>
+                <w:rFonts w:ascii="標楷體" w:hAnsi="標楷體" w:hint="eastAsia"/>
               </w:rPr>
               <w:t>{{</w:t>
             </w:r>
             <w:proofErr w:type="spellStart"/>
             <w:r>
               <w:rPr>
-                <w:rFonts w:eastAsia="標楷體" w:hint="eastAsia"/>
-              </w:rPr>
-              <w:t>shareholderId</w:t>
+                <w:rFonts w:ascii="標楷體" w:hAnsi="標楷體"/>
+              </w:rPr>
+              <w:t>shareholder</w:t>
+            </w:r>
+            <w:r>
+              <w:rPr>
+                <w:rFonts w:ascii="標楷體" w:hAnsi="標楷體" w:hint="eastAsia"/>
+              </w:rPr>
+              <w:t>.</w:t>
+            </w:r>
+            <w:r>
+              <w:rPr>
+                <w:rFonts w:ascii="標楷體" w:hAnsi="標楷體" w:hint="eastAsia"/>
+              </w:rPr>
+              <w:t>address</w:t>
             </w:r>
             <w:proofErr w:type="spellEnd"/>
             <w:r>
               <w:rPr>
-                <w:rFonts w:eastAsia="標楷體" w:hint="eastAsia"/>
+                <w:rFonts w:ascii="標楷體" w:hAnsi="標楷體" w:hint="eastAsia"/>
               </w:rPr>
               <w:t>}}</w:t>
             </w:r>
@@ -494,37 +571,50 @@
         </w:tc>
         <w:tc>
           <w:tcPr>
-            <w:tcW w:w="1206" w:type="pct"/>
-            <w:tcBorders>
-              <w:top w:val="single" w:sz="6" w:space="0" w:color="auto"/>
-              <w:left w:val="single" w:sz="6" w:space="0" w:color="auto"/>
-              <w:bottom w:val="single" w:sz="6" w:space="0" w:color="auto"/>
-              <w:right w:val="single" w:sz="6" w:space="0" w:color="auto"/>
-            </w:tcBorders>
-          </w:tcPr>
-          <w:p>
-            <w:pPr>
+            <w:tcW w:w="885" w:type="pct"/>
+            <w:tcBorders>
+              <w:top w:val="single" w:sz="6" w:space="0" w:color="auto"/>
+              <w:left w:val="single" w:sz="6" w:space="0" w:color="auto"/>
+              <w:bottom w:val="single" w:sz="6" w:space="0" w:color="auto"/>
+              <w:right w:val="single" w:sz="6" w:space="0" w:color="auto"/>
+            </w:tcBorders>
+          </w:tcPr>
+          <w:p>
+            <w:pPr>
+              <w:jc w:val="right"/>
               <w:rPr>
                 <w:rFonts w:eastAsia="標楷體"/>
               </w:rPr>
             </w:pPr>
             <w:r>
               <w:rPr>
-                <w:rFonts w:eastAsia="標楷體" w:hint="eastAsia"/>
+                <w:rFonts w:ascii="標楷體" w:hAnsi="標楷體" w:hint="eastAsia"/>
               </w:rPr>
               <w:t>{{</w:t>
             </w:r>
             <w:proofErr w:type="spellStart"/>
             <w:r>
               <w:rPr>
-                <w:rFonts w:eastAsia="標楷體" w:hint="eastAsia"/>
-              </w:rPr>
-              <w:t>shareholderAddress</w:t>
+                <w:rFonts w:ascii="標楷體" w:hAnsi="標楷體"/>
+              </w:rPr>
+              <w:t>shareholder</w:t>
+            </w:r>
+            <w:r>
+              <w:rPr>
+                <w:rFonts w:ascii="標楷體" w:hAnsi="標楷體" w:hint="eastAsia"/>
+              </w:rPr>
+              <w:t>.</w:t>
+            </w:r>
+            <w:r>
+              <w:rPr>
+                <w:rFonts w:ascii="標楷體" w:hAnsi="標楷體" w:hint="eastAsia"/>
+              </w:rPr>
+              <w:t>shares</w:t>
             </w:r>
             <w:proofErr w:type="spellEnd"/>
             <w:r>
               <w:rPr>
-                <w:rFonts w:eastAsia="標楷體" w:hint="eastAsia"/>
+                <w:rFonts w:ascii="標楷體" w:hAnsi="標楷體" w:hint="eastAsia"/>
               </w:rPr>
               <w:t>}}</w:t>
             </w:r>
@@ -532,80 +622,60 @@
         </w:tc>
         <w:tc>
           <w:tcPr>
-            <w:tcW w:w="885" w:type="pct"/>
-            <w:tcBorders>
-              <w:top w:val="single" w:sz="6" w:space="0" w:color="auto"/>
-              <w:left w:val="single" w:sz="6" w:space="0" w:color="auto"/>
-              <w:bottom w:val="single" w:sz="6" w:space="0" w:color="auto"/>
-              <w:right w:val="single" w:sz="6" w:space="0" w:color="auto"/>
-            </w:tcBorders>
-          </w:tcPr>
+            <w:tcW w:w="643" w:type="pct"/>
+            <w:tcBorders>
+              <w:top w:val="single" w:sz="6" w:space="0" w:color="auto"/>
+              <w:left w:val="single" w:sz="6" w:space="0" w:color="auto"/>
+              <w:bottom w:val="single" w:sz="6" w:space="0" w:color="auto"/>
+              <w:right w:val="single" w:sz="6" w:space="0" w:color="auto"/>
+            </w:tcBorders>
+          </w:tcPr>
+          <w:p>
+            <w:pPr>
+              <w:rPr>
+                <w:rFonts w:ascii="標楷體" w:hAnsi="標楷體"/>
+              </w:rPr>
+            </w:pPr>
+            <w:r>
+              <w:rPr>
+                <w:rFonts w:ascii="標楷體" w:hAnsi="標楷體" w:hint="eastAsia"/>
+              </w:rPr>
+              <w:t>{{</w:t>
+            </w:r>
+            <w:proofErr w:type="spellStart"/>
+            <w:r>
+              <w:rPr>
+                <w:rFonts w:ascii="標楷體" w:hAnsi="標楷體"/>
+              </w:rPr>
+              <w:t>shareholder</w:t>
+            </w:r>
+            <w:r>
+              <w:rPr>
+                <w:rFonts w:ascii="標楷體" w:hAnsi="標楷體" w:hint="eastAsia"/>
+              </w:rPr>
+              <w:t>.</w:t>
+            </w:r>
+            <w:r>
+              <w:rPr>
+                <w:rFonts w:ascii="標楷體" w:hAnsi="標楷體" w:hint="eastAsia"/>
+              </w:rPr>
+              <w:t>capital</w:t>
+            </w:r>
+            <w:proofErr w:type="spellEnd"/>
+            <w:r>
+              <w:rPr>
+                <w:rFonts w:ascii="標楷體" w:hAnsi="標楷體" w:hint="eastAsia"/>
+              </w:rPr>
+              <w:t>}}</w:t>
+            </w:r>
+          </w:p>
           <w:p>
             <w:pPr>
               <w:jc w:val="right"/>
               <w:rPr>
-                <w:rFonts w:eastAsia="標楷體" w:hint="eastAsia"/>
-              </w:rPr>
-            </w:pPr>
-            <w:r>
-              <w:rPr>
-                <w:rFonts w:eastAsia="標楷體" w:hint="eastAsia"/>
-              </w:rPr>
-              <w:t>{{</w:t>
-            </w:r>
-            <w:proofErr w:type="spellStart"/>
-            <w:r>
-              <w:rPr>
-                <w:rFonts w:eastAsia="標楷體" w:hint="eastAsia"/>
-              </w:rPr>
-              <w:t>shareholder_shares</w:t>
-            </w:r>
-            <w:proofErr w:type="spellEnd"/>
-            <w:r>
-              <w:rPr>
-                <w:rFonts w:eastAsia="標楷體" w:hint="eastAsia"/>
-              </w:rPr>
-              <w:t>}}</w:t>
-            </w:r>
-          </w:p>
-        </w:tc>
-        <w:tc>
-          <w:tcPr>
-            <w:tcW w:w="643" w:type="pct"/>
-            <w:tcBorders>
-              <w:top w:val="single" w:sz="6" w:space="0" w:color="auto"/>
-              <w:left w:val="single" w:sz="6" w:space="0" w:color="auto"/>
-              <w:bottom w:val="single" w:sz="6" w:space="0" w:color="auto"/>
-              <w:right w:val="single" w:sz="6" w:space="0" w:color="auto"/>
-            </w:tcBorders>
-          </w:tcPr>
-          <w:p>
-            <w:pPr>
-              <w:jc w:val="right"/>
-              <w:rPr>
-                <w:rFonts w:eastAsia="標楷體" w:hint="eastAsia"/>
-              </w:rPr>
-            </w:pPr>
-            <w:r>
-              <w:rPr>
-                <w:rFonts w:eastAsia="標楷體" w:hint="eastAsia"/>
-              </w:rPr>
-              <w:t>{{</w:t>
-            </w:r>
-            <w:proofErr w:type="spellStart"/>
-            <w:r>
-              <w:rPr>
-                <w:rFonts w:eastAsia="標楷體" w:hint="eastAsia"/>
-              </w:rPr>
-              <w:t>shareholder_amount</w:t>
-            </w:r>
-            <w:proofErr w:type="spellEnd"/>
-            <w:r>
-              <w:rPr>
-                <w:rFonts w:eastAsia="標楷體" w:hint="eastAsia"/>
-              </w:rPr>
-              <w:t>}}</w:t>
-            </w:r>
+                <w:rFonts w:eastAsia="標楷體"/>
+              </w:rPr>
+            </w:pPr>
           </w:p>
         </w:tc>
         <w:tc>
@@ -620,7 +690,6 @@
           </w:tcPr>
           <w:p>
             <w:pPr>
-              <w:snapToGrid w:val="0"/>
               <w:rPr>
                 <w:rFonts w:eastAsia="標楷體"/>
               </w:rPr>
@@ -631,7 +700,7 @@
       <w:tr>
         <w:tc>
           <w:tcPr>
-            <w:tcW w:w="294" w:type="pct"/>
+            <w:tcW w:w="293" w:type="pct"/>
             <w:tcBorders>
               <w:top w:val="single" w:sz="6" w:space="0" w:color="auto"/>
               <w:left w:val="single" w:sz="6" w:space="0" w:color="auto"/>
@@ -648,174 +717,102 @@
             </w:pPr>
             <w:r>
               <w:rPr>
+                <w:rFonts w:ascii="標楷體" w:hAnsi="標楷體"/>
+              </w:rPr>
+              <w:t>{% endfor %}</w:t>
+            </w:r>
+          </w:p>
+        </w:tc>
+        <w:tc>
+          <w:tcPr>
+            <w:tcW w:w="652" w:type="pct"/>
+            <w:tcBorders>
+              <w:top w:val="single" w:sz="6" w:space="0" w:color="auto"/>
+              <w:left w:val="single" w:sz="6" w:space="0" w:color="auto"/>
+              <w:bottom w:val="single" w:sz="6" w:space="0" w:color="auto"/>
+              <w:right w:val="single" w:sz="6" w:space="0" w:color="auto"/>
+            </w:tcBorders>
+          </w:tcPr>
+          <w:p>
+            <w:pPr>
+              <w:rPr>
+                <w:rFonts w:eastAsia="標楷體" w:hAnsi="標楷體"/>
+              </w:rPr>
+            </w:pPr>
+          </w:p>
+        </w:tc>
+        <w:tc>
+          <w:tcPr>
+            <w:tcW w:w="999" w:type="pct"/>
+            <w:tcBorders>
+              <w:top w:val="single" w:sz="6" w:space="0" w:color="auto"/>
+              <w:left w:val="single" w:sz="6" w:space="0" w:color="auto"/>
+              <w:bottom w:val="single" w:sz="6" w:space="0" w:color="auto"/>
+              <w:right w:val="single" w:sz="6" w:space="0" w:color="auto"/>
+            </w:tcBorders>
+          </w:tcPr>
+          <w:p>
+            <w:pPr>
+              <w:rPr>
                 <w:rFonts w:eastAsia="標楷體"/>
               </w:rPr>
-              <w:t>2</w:t>
-            </w:r>
-          </w:p>
-        </w:tc>
-        <w:tc>
-          <w:tcPr>
-            <w:tcW w:w="652" w:type="pct"/>
-            <w:tcBorders>
-              <w:top w:val="single" w:sz="6" w:space="0" w:color="auto"/>
-              <w:left w:val="single" w:sz="6" w:space="0" w:color="auto"/>
-              <w:bottom w:val="single" w:sz="6" w:space="0" w:color="auto"/>
-              <w:right w:val="single" w:sz="6" w:space="0" w:color="auto"/>
-            </w:tcBorders>
-          </w:tcPr>
-          <w:p>
-            <w:pPr>
+            </w:pPr>
+          </w:p>
+        </w:tc>
+        <w:tc>
+          <w:tcPr>
+            <w:tcW w:w="1125" w:type="pct"/>
+            <w:tcBorders>
+              <w:top w:val="single" w:sz="6" w:space="0" w:color="auto"/>
+              <w:left w:val="single" w:sz="6" w:space="0" w:color="auto"/>
+              <w:bottom w:val="single" w:sz="6" w:space="0" w:color="auto"/>
+              <w:right w:val="single" w:sz="6" w:space="0" w:color="auto"/>
+            </w:tcBorders>
+          </w:tcPr>
+          <w:p>
+            <w:pPr>
+              <w:rPr>
+                <w:rFonts w:eastAsia="標楷體" w:hAnsi="標楷體"/>
+              </w:rPr>
+            </w:pPr>
+          </w:p>
+        </w:tc>
+        <w:tc>
+          <w:tcPr>
+            <w:tcW w:w="885" w:type="pct"/>
+            <w:tcBorders>
+              <w:top w:val="single" w:sz="6" w:space="0" w:color="auto"/>
+              <w:left w:val="single" w:sz="6" w:space="0" w:color="auto"/>
+              <w:bottom w:val="single" w:sz="6" w:space="0" w:color="auto"/>
+              <w:right w:val="single" w:sz="6" w:space="0" w:color="auto"/>
+            </w:tcBorders>
+          </w:tcPr>
+          <w:p>
+            <w:pPr>
+              <w:jc w:val="right"/>
               <w:rPr>
                 <w:rFonts w:eastAsia="標楷體"/>
               </w:rPr>
             </w:pPr>
-            <w:r>
-              <w:rPr>
-                <w:rFonts w:eastAsia="標楷體" w:hAnsi="標楷體"/>
-              </w:rPr>
-              <w:t>高淑敏</w:t>
-            </w:r>
-          </w:p>
-        </w:tc>
-        <w:tc>
-          <w:tcPr>
-            <w:tcW w:w="917" w:type="pct"/>
-            <w:tcBorders>
-              <w:top w:val="single" w:sz="6" w:space="0" w:color="auto"/>
-              <w:left w:val="single" w:sz="6" w:space="0" w:color="auto"/>
-              <w:bottom w:val="single" w:sz="6" w:space="0" w:color="auto"/>
-              <w:right w:val="single" w:sz="6" w:space="0" w:color="auto"/>
-            </w:tcBorders>
-          </w:tcPr>
-          <w:p>
-            <w:pPr>
+          </w:p>
+        </w:tc>
+        <w:tc>
+          <w:tcPr>
+            <w:tcW w:w="643" w:type="pct"/>
+            <w:tcBorders>
+              <w:top w:val="single" w:sz="6" w:space="0" w:color="auto"/>
+              <w:left w:val="single" w:sz="6" w:space="0" w:color="auto"/>
+              <w:bottom w:val="single" w:sz="6" w:space="0" w:color="auto"/>
+              <w:right w:val="single" w:sz="6" w:space="0" w:color="auto"/>
+            </w:tcBorders>
+          </w:tcPr>
+          <w:p>
+            <w:pPr>
+              <w:jc w:val="right"/>
               <w:rPr>
                 <w:rFonts w:eastAsia="標楷體"/>
               </w:rPr>
             </w:pPr>
-            <w:r>
-              <w:rPr>
-                <w:rFonts w:eastAsia="標楷體"/>
-              </w:rPr>
-              <w:t>H223908974</w:t>
-            </w:r>
-          </w:p>
-        </w:tc>
-        <w:tc>
-          <w:tcPr>
-            <w:tcW w:w="1206" w:type="pct"/>
-            <w:tcBorders>
-              <w:top w:val="single" w:sz="6" w:space="0" w:color="auto"/>
-              <w:left w:val="single" w:sz="6" w:space="0" w:color="auto"/>
-              <w:bottom w:val="single" w:sz="6" w:space="0" w:color="auto"/>
-              <w:right w:val="single" w:sz="6" w:space="0" w:color="auto"/>
-            </w:tcBorders>
-          </w:tcPr>
-          <w:p>
-            <w:pPr>
-              <w:rPr>
-                <w:rFonts w:eastAsia="標楷體"/>
-              </w:rPr>
-            </w:pPr>
-            <w:r>
-              <w:rPr>
-                <w:rFonts w:eastAsia="標楷體" w:hAnsi="標楷體"/>
-              </w:rPr>
-              <w:t>台北市信義區永吉路</w:t>
-            </w:r>
-            <w:r>
-              <w:rPr>
-                <w:rFonts w:eastAsia="標楷體"/>
-              </w:rPr>
-              <w:t>225</w:t>
-            </w:r>
-            <w:r>
-              <w:rPr>
-                <w:rFonts w:eastAsia="標楷體" w:hAnsi="標楷體"/>
-              </w:rPr>
-              <w:t>巷</w:t>
-            </w:r>
-            <w:r>
-              <w:rPr>
-                <w:rFonts w:eastAsia="標楷體"/>
-              </w:rPr>
-              <w:t>9</w:t>
-            </w:r>
-            <w:r>
-              <w:rPr>
-                <w:rFonts w:eastAsia="標楷體" w:hAnsi="標楷體"/>
-              </w:rPr>
-              <w:t>號</w:t>
-            </w:r>
-            <w:r>
-              <w:rPr>
-                <w:rFonts w:eastAsia="標楷體"/>
-              </w:rPr>
-              <w:t>2</w:t>
-            </w:r>
-            <w:r>
-              <w:rPr>
-                <w:rFonts w:eastAsia="標楷體" w:hAnsi="標楷體"/>
-              </w:rPr>
-              <w:t>樓</w:t>
-            </w:r>
-          </w:p>
-        </w:tc>
-        <w:tc>
-          <w:tcPr>
-            <w:tcW w:w="885" w:type="pct"/>
-            <w:tcBorders>
-              <w:top w:val="single" w:sz="6" w:space="0" w:color="auto"/>
-              <w:left w:val="single" w:sz="6" w:space="0" w:color="auto"/>
-              <w:bottom w:val="single" w:sz="6" w:space="0" w:color="auto"/>
-              <w:right w:val="single" w:sz="6" w:space="0" w:color="auto"/>
-            </w:tcBorders>
-          </w:tcPr>
-          <w:p>
-            <w:pPr>
-              <w:jc w:val="right"/>
-              <w:rPr>
-                <w:rFonts w:eastAsia="標楷體" w:hint="eastAsia"/>
-              </w:rPr>
-            </w:pPr>
-            <w:r>
-              <w:rPr>
-                <w:rFonts w:eastAsia="標楷體"/>
-              </w:rPr>
-              <w:t>14,500</w:t>
-            </w:r>
-          </w:p>
-        </w:tc>
-        <w:tc>
-          <w:tcPr>
-            <w:tcW w:w="643" w:type="pct"/>
-            <w:tcBorders>
-              <w:top w:val="single" w:sz="6" w:space="0" w:color="auto"/>
-              <w:left w:val="single" w:sz="6" w:space="0" w:color="auto"/>
-              <w:bottom w:val="single" w:sz="6" w:space="0" w:color="auto"/>
-              <w:right w:val="single" w:sz="6" w:space="0" w:color="auto"/>
-            </w:tcBorders>
-          </w:tcPr>
-          <w:p>
-            <w:pPr>
-              <w:jc w:val="right"/>
-              <w:rPr>
-                <w:rFonts w:eastAsia="標楷體" w:hint="eastAsia"/>
-              </w:rPr>
-            </w:pPr>
-            <w:r>
-              <w:rPr>
-                <w:rFonts w:eastAsia="標楷體"/>
-              </w:rPr>
-              <w:t>145,00</w:t>
-            </w:r>
-            <w:r>
-              <w:rPr>
-                <w:rFonts w:eastAsia="標楷體" w:hint="eastAsia"/>
-              </w:rPr>
-              <w:t>0</w:t>
-            </w:r>
           </w:p>
         </w:tc>
         <w:tc>
@@ -841,7 +838,7 @@
       <w:tr>
         <w:tc>
           <w:tcPr>
-            <w:tcW w:w="294" w:type="pct"/>
+            <w:tcW w:w="293" w:type="pct"/>
             <w:tcBorders>
               <w:top w:val="single" w:sz="6" w:space="0" w:color="auto"/>
               <w:left w:val="single" w:sz="6" w:space="0" w:color="auto"/>
@@ -856,176 +853,98 @@
                 <w:rFonts w:eastAsia="標楷體"/>
               </w:rPr>
             </w:pPr>
-            <w:r>
+          </w:p>
+        </w:tc>
+        <w:tc>
+          <w:tcPr>
+            <w:tcW w:w="652" w:type="pct"/>
+            <w:tcBorders>
+              <w:top w:val="single" w:sz="6" w:space="0" w:color="auto"/>
+              <w:left w:val="single" w:sz="6" w:space="0" w:color="auto"/>
+              <w:bottom w:val="single" w:sz="6" w:space="0" w:color="auto"/>
+              <w:right w:val="single" w:sz="6" w:space="0" w:color="auto"/>
+            </w:tcBorders>
+          </w:tcPr>
+          <w:p>
+            <w:pPr>
+              <w:rPr>
+                <w:rFonts w:eastAsia="標楷體" w:hAnsi="標楷體"/>
+              </w:rPr>
+            </w:pPr>
+          </w:p>
+        </w:tc>
+        <w:tc>
+          <w:tcPr>
+            <w:tcW w:w="999" w:type="pct"/>
+            <w:tcBorders>
+              <w:top w:val="single" w:sz="6" w:space="0" w:color="auto"/>
+              <w:left w:val="single" w:sz="6" w:space="0" w:color="auto"/>
+              <w:bottom w:val="single" w:sz="6" w:space="0" w:color="auto"/>
+              <w:right w:val="single" w:sz="6" w:space="0" w:color="auto"/>
+            </w:tcBorders>
+          </w:tcPr>
+          <w:p>
+            <w:pPr>
               <w:rPr>
                 <w:rFonts w:eastAsia="標楷體"/>
               </w:rPr>
-              <w:t>3</w:t>
-            </w:r>
-          </w:p>
-        </w:tc>
-        <w:tc>
-          <w:tcPr>
-            <w:tcW w:w="652" w:type="pct"/>
-            <w:tcBorders>
-              <w:top w:val="single" w:sz="6" w:space="0" w:color="auto"/>
-              <w:left w:val="single" w:sz="6" w:space="0" w:color="auto"/>
-              <w:bottom w:val="single" w:sz="6" w:space="0" w:color="auto"/>
-              <w:right w:val="single" w:sz="6" w:space="0" w:color="auto"/>
-            </w:tcBorders>
-          </w:tcPr>
-          <w:p>
-            <w:pPr>
+            </w:pPr>
+          </w:p>
+        </w:tc>
+        <w:tc>
+          <w:tcPr>
+            <w:tcW w:w="1125" w:type="pct"/>
+            <w:tcBorders>
+              <w:top w:val="single" w:sz="6" w:space="0" w:color="auto"/>
+              <w:left w:val="single" w:sz="6" w:space="0" w:color="auto"/>
+              <w:bottom w:val="single" w:sz="6" w:space="0" w:color="auto"/>
+              <w:right w:val="single" w:sz="6" w:space="0" w:color="auto"/>
+            </w:tcBorders>
+          </w:tcPr>
+          <w:p>
+            <w:pPr>
+              <w:rPr>
+                <w:rFonts w:eastAsia="標楷體" w:hAnsi="標楷體"/>
+              </w:rPr>
+            </w:pPr>
+          </w:p>
+        </w:tc>
+        <w:tc>
+          <w:tcPr>
+            <w:tcW w:w="885" w:type="pct"/>
+            <w:tcBorders>
+              <w:top w:val="single" w:sz="6" w:space="0" w:color="auto"/>
+              <w:left w:val="single" w:sz="6" w:space="0" w:color="auto"/>
+              <w:bottom w:val="single" w:sz="6" w:space="0" w:color="auto"/>
+              <w:right w:val="single" w:sz="6" w:space="0" w:color="auto"/>
+            </w:tcBorders>
+          </w:tcPr>
+          <w:p>
+            <w:pPr>
+              <w:jc w:val="right"/>
               <w:rPr>
                 <w:rFonts w:eastAsia="標楷體"/>
               </w:rPr>
             </w:pPr>
-            <w:r>
-              <w:rPr>
-                <w:rFonts w:eastAsia="標楷體" w:hAnsi="標楷體"/>
-              </w:rPr>
-              <w:t>建白企業有限公司</w:t>
-            </w:r>
-          </w:p>
-        </w:tc>
-        <w:tc>
-          <w:tcPr>
-            <w:tcW w:w="917" w:type="pct"/>
-            <w:tcBorders>
-              <w:top w:val="single" w:sz="6" w:space="0" w:color="auto"/>
-              <w:left w:val="single" w:sz="6" w:space="0" w:color="auto"/>
-              <w:bottom w:val="single" w:sz="6" w:space="0" w:color="auto"/>
-              <w:right w:val="single" w:sz="6" w:space="0" w:color="auto"/>
-            </w:tcBorders>
-          </w:tcPr>
-          <w:p>
-            <w:pPr>
+          </w:p>
+        </w:tc>
+        <w:tc>
+          <w:tcPr>
+            <w:tcW w:w="643" w:type="pct"/>
+            <w:tcBorders>
+              <w:top w:val="single" w:sz="6" w:space="0" w:color="auto"/>
+              <w:left w:val="single" w:sz="6" w:space="0" w:color="auto"/>
+              <w:bottom w:val="single" w:sz="6" w:space="0" w:color="auto"/>
+              <w:right w:val="single" w:sz="6" w:space="0" w:color="auto"/>
+            </w:tcBorders>
+          </w:tcPr>
+          <w:p>
+            <w:pPr>
+              <w:jc w:val="right"/>
               <w:rPr>
                 <w:rFonts w:eastAsia="標楷體"/>
               </w:rPr>
             </w:pPr>
-            <w:r>
-              <w:rPr>
-                <w:rFonts w:eastAsia="標楷體"/>
-              </w:rPr>
-              <w:t>42783238</w:t>
-            </w:r>
-          </w:p>
-        </w:tc>
-        <w:tc>
-          <w:tcPr>
-            <w:tcW w:w="1206" w:type="pct"/>
-            <w:tcBorders>
-              <w:top w:val="single" w:sz="6" w:space="0" w:color="auto"/>
-              <w:left w:val="single" w:sz="6" w:space="0" w:color="auto"/>
-              <w:bottom w:val="single" w:sz="6" w:space="0" w:color="auto"/>
-              <w:right w:val="single" w:sz="6" w:space="0" w:color="auto"/>
-            </w:tcBorders>
-          </w:tcPr>
-          <w:p>
-            <w:pPr>
-              <w:rPr>
-                <w:rFonts w:eastAsia="標楷體"/>
-              </w:rPr>
-            </w:pPr>
-            <w:r>
-              <w:rPr>
-                <w:rFonts w:eastAsia="標楷體" w:hAnsi="標楷體"/>
-              </w:rPr>
-              <w:t>臺北市中山區長安東路</w:t>
-            </w:r>
-            <w:r>
-              <w:rPr>
-                <w:rFonts w:eastAsia="標楷體"/>
-              </w:rPr>
-              <w:t>2</w:t>
-            </w:r>
-            <w:r>
-              <w:rPr>
-                <w:rFonts w:eastAsia="標楷體" w:hAnsi="標楷體"/>
-              </w:rPr>
-              <w:t>段</w:t>
-            </w:r>
-            <w:r>
-              <w:rPr>
-                <w:rFonts w:eastAsia="標楷體"/>
-              </w:rPr>
-              <w:t>81</w:t>
-            </w:r>
-            <w:r>
-              <w:rPr>
-                <w:rFonts w:eastAsia="標楷體" w:hAnsi="標楷體"/>
-              </w:rPr>
-              <w:t>號</w:t>
-            </w:r>
-            <w:r>
-              <w:rPr>
-                <w:rFonts w:eastAsia="標楷體"/>
-              </w:rPr>
-              <w:t>11</w:t>
-            </w:r>
-            <w:r>
-              <w:rPr>
-                <w:rFonts w:eastAsia="標楷體" w:hAnsi="標楷體"/>
-              </w:rPr>
-              <w:t>樓之</w:t>
-            </w:r>
-            <w:r>
-              <w:rPr>
-                <w:rFonts w:eastAsia="標楷體"/>
-              </w:rPr>
-              <w:t>4</w:t>
-            </w:r>
-          </w:p>
-        </w:tc>
-        <w:tc>
-          <w:tcPr>
-            <w:tcW w:w="885" w:type="pct"/>
-            <w:tcBorders>
-              <w:top w:val="single" w:sz="6" w:space="0" w:color="auto"/>
-              <w:left w:val="single" w:sz="6" w:space="0" w:color="auto"/>
-              <w:bottom w:val="single" w:sz="6" w:space="0" w:color="auto"/>
-              <w:right w:val="single" w:sz="6" w:space="0" w:color="auto"/>
-            </w:tcBorders>
-          </w:tcPr>
-          <w:p>
-            <w:pPr>
-              <w:jc w:val="right"/>
-              <w:rPr>
-                <w:rFonts w:eastAsia="標楷體" w:hint="eastAsia"/>
-              </w:rPr>
-            </w:pPr>
-            <w:r>
-              <w:rPr>
-                <w:rFonts w:eastAsia="標楷體"/>
-              </w:rPr>
-              <w:t>65,500</w:t>
-            </w:r>
-          </w:p>
-        </w:tc>
-        <w:tc>
-          <w:tcPr>
-            <w:tcW w:w="643" w:type="pct"/>
-            <w:tcBorders>
-              <w:top w:val="single" w:sz="6" w:space="0" w:color="auto"/>
-              <w:left w:val="single" w:sz="6" w:space="0" w:color="auto"/>
-              <w:bottom w:val="single" w:sz="6" w:space="0" w:color="auto"/>
-              <w:right w:val="single" w:sz="6" w:space="0" w:color="auto"/>
-            </w:tcBorders>
-          </w:tcPr>
-          <w:p>
-            <w:pPr>
-              <w:jc w:val="right"/>
-              <w:rPr>
-                <w:rFonts w:eastAsia="標楷體" w:hint="eastAsia"/>
-              </w:rPr>
-            </w:pPr>
-            <w:r>
-              <w:rPr>
-                <w:rFonts w:eastAsia="標楷體"/>
-              </w:rPr>
-              <w:t>655,000</w:t>
-            </w:r>
           </w:p>
         </w:tc>
         <w:tc>
@@ -1051,7 +970,7 @@
       <w:tr>
         <w:tc>
           <w:tcPr>
-            <w:tcW w:w="294" w:type="pct"/>
+            <w:tcW w:w="293" w:type="pct"/>
             <w:tcBorders>
               <w:top w:val="single" w:sz="6" w:space="0" w:color="auto"/>
               <w:left w:val="single" w:sz="6" w:space="0" w:color="auto"/>
@@ -1066,10 +985,142 @@
                 <w:rFonts w:eastAsia="標楷體"/>
               </w:rPr>
             </w:pPr>
-            <w:r>
+          </w:p>
+        </w:tc>
+        <w:tc>
+          <w:tcPr>
+            <w:tcW w:w="652" w:type="pct"/>
+            <w:tcBorders>
+              <w:top w:val="single" w:sz="6" w:space="0" w:color="auto"/>
+              <w:left w:val="single" w:sz="6" w:space="0" w:color="auto"/>
+              <w:bottom w:val="single" w:sz="6" w:space="0" w:color="auto"/>
+              <w:right w:val="single" w:sz="6" w:space="0" w:color="auto"/>
+            </w:tcBorders>
+          </w:tcPr>
+          <w:p>
+            <w:pPr>
               <w:rPr>
                 <w:rFonts w:eastAsia="標楷體" w:hAnsi="標楷體"/>
               </w:rPr>
+            </w:pPr>
+          </w:p>
+        </w:tc>
+        <w:tc>
+          <w:tcPr>
+            <w:tcW w:w="999" w:type="pct"/>
+            <w:tcBorders>
+              <w:top w:val="single" w:sz="6" w:space="0" w:color="auto"/>
+              <w:left w:val="single" w:sz="6" w:space="0" w:color="auto"/>
+              <w:bottom w:val="single" w:sz="6" w:space="0" w:color="auto"/>
+              <w:right w:val="single" w:sz="6" w:space="0" w:color="auto"/>
+            </w:tcBorders>
+          </w:tcPr>
+          <w:p>
+            <w:pPr>
+              <w:rPr>
+                <w:rFonts w:eastAsia="標楷體"/>
+              </w:rPr>
+            </w:pPr>
+          </w:p>
+        </w:tc>
+        <w:tc>
+          <w:tcPr>
+            <w:tcW w:w="1125" w:type="pct"/>
+            <w:tcBorders>
+              <w:top w:val="single" w:sz="6" w:space="0" w:color="auto"/>
+              <w:left w:val="single" w:sz="6" w:space="0" w:color="auto"/>
+              <w:bottom w:val="single" w:sz="6" w:space="0" w:color="auto"/>
+              <w:right w:val="single" w:sz="6" w:space="0" w:color="auto"/>
+            </w:tcBorders>
+          </w:tcPr>
+          <w:p>
+            <w:pPr>
+              <w:rPr>
+                <w:rFonts w:eastAsia="標楷體" w:hAnsi="標楷體"/>
+              </w:rPr>
+            </w:pPr>
+          </w:p>
+        </w:tc>
+        <w:tc>
+          <w:tcPr>
+            <w:tcW w:w="885" w:type="pct"/>
+            <w:tcBorders>
+              <w:top w:val="single" w:sz="6" w:space="0" w:color="auto"/>
+              <w:left w:val="single" w:sz="6" w:space="0" w:color="auto"/>
+              <w:bottom w:val="single" w:sz="6" w:space="0" w:color="auto"/>
+              <w:right w:val="single" w:sz="6" w:space="0" w:color="auto"/>
+            </w:tcBorders>
+          </w:tcPr>
+          <w:p>
+            <w:pPr>
+              <w:jc w:val="right"/>
+              <w:rPr>
+                <w:rFonts w:eastAsia="標楷體"/>
+              </w:rPr>
+            </w:pPr>
+          </w:p>
+        </w:tc>
+        <w:tc>
+          <w:tcPr>
+            <w:tcW w:w="643" w:type="pct"/>
+            <w:tcBorders>
+              <w:top w:val="single" w:sz="6" w:space="0" w:color="auto"/>
+              <w:left w:val="single" w:sz="6" w:space="0" w:color="auto"/>
+              <w:bottom w:val="single" w:sz="6" w:space="0" w:color="auto"/>
+              <w:right w:val="single" w:sz="6" w:space="0" w:color="auto"/>
+            </w:tcBorders>
+          </w:tcPr>
+          <w:p>
+            <w:pPr>
+              <w:jc w:val="right"/>
+              <w:rPr>
+                <w:rFonts w:eastAsia="標楷體"/>
+              </w:rPr>
+            </w:pPr>
+          </w:p>
+        </w:tc>
+        <w:tc>
+          <w:tcPr>
+            <w:tcW w:w="402" w:type="pct"/>
+            <w:tcBorders>
+              <w:top w:val="single" w:sz="6" w:space="0" w:color="auto"/>
+              <w:left w:val="single" w:sz="6" w:space="0" w:color="auto"/>
+              <w:bottom w:val="single" w:sz="6" w:space="0" w:color="auto"/>
+              <w:right w:val="single" w:sz="6" w:space="0" w:color="auto"/>
+            </w:tcBorders>
+          </w:tcPr>
+          <w:p>
+            <w:pPr>
+              <w:snapToGrid w:val="0"/>
+              <w:rPr>
+                <w:rFonts w:eastAsia="標楷體"/>
+              </w:rPr>
+            </w:pPr>
+          </w:p>
+        </w:tc>
+      </w:tr>
+      <w:tr>
+        <w:tc>
+          <w:tcPr>
+            <w:tcW w:w="293" w:type="pct"/>
+            <w:tcBorders>
+              <w:top w:val="single" w:sz="6" w:space="0" w:color="auto"/>
+              <w:left w:val="single" w:sz="6" w:space="0" w:color="auto"/>
+              <w:bottom w:val="single" w:sz="6" w:space="0" w:color="auto"/>
+              <w:right w:val="single" w:sz="6" w:space="0" w:color="auto"/>
+            </w:tcBorders>
+          </w:tcPr>
+          <w:p>
+            <w:pPr>
+              <w:snapToGrid w:val="0"/>
+              <w:rPr>
+                <w:rFonts w:eastAsia="標楷體"/>
+              </w:rPr>
+            </w:pPr>
+            <w:r>
+              <w:rPr>
+                <w:rFonts w:eastAsia="標楷體" w:hAnsi="標楷體"/>
+              </w:rPr>
               <w:t>合計</w:t>
             </w:r>
           </w:p>
@@ -1095,7 +1146,7 @@
         </w:tc>
         <w:tc>
           <w:tcPr>
-            <w:tcW w:w="917" w:type="pct"/>
+            <w:tcW w:w="999" w:type="pct"/>
             <w:tcBorders>
               <w:top w:val="single" w:sz="6" w:space="0" w:color="auto"/>
               <w:left w:val="single" w:sz="6" w:space="0" w:color="auto"/>
@@ -1114,7 +1165,7 @@
         </w:tc>
         <w:tc>
           <w:tcPr>
-            <w:tcW w:w="1206" w:type="pct"/>
+            <w:tcW w:w="1125" w:type="pct"/>
             <w:tcBorders>
               <w:top w:val="single" w:sz="6" w:space="0" w:color="auto"/>
               <w:left w:val="single" w:sz="6" w:space="0" w:color="auto"/>
@@ -1146,7 +1197,7 @@
               <w:snapToGrid w:val="0"/>
               <w:jc w:val="right"/>
               <w:rPr>
-                <w:rFonts w:eastAsia="標楷體" w:hint="eastAsia"/>
+                <w:rFonts w:eastAsia="標楷體"/>
               </w:rPr>
             </w:pPr>
             <w:bookmarkStart w:id="2" w:name="股數1"/>
@@ -1188,7 +1239,7 @@
               <w:snapToGrid w:val="0"/>
               <w:jc w:val="right"/>
               <w:rPr>
-                <w:rFonts w:eastAsia="標楷體" w:hint="eastAsia"/>
+                <w:rFonts w:eastAsia="標楷體"/>
               </w:rPr>
             </w:pPr>
             <w:bookmarkStart w:id="3" w:name="股款1"/>
@@ -1275,7 +1326,7 @@
       <w:pPr>
         <w:jc w:val="distribute"/>
         <w:rPr>
-          <w:rFonts w:ascii="標楷體" w:eastAsia="標楷體" w:hint="eastAsia"/>
+          <w:rFonts w:ascii="標楷體" w:eastAsia="標楷體"/>
           <w:sz w:val="40"/>
           <w:szCs w:val="40"/>
         </w:rPr>
@@ -1285,7 +1336,7 @@
       <w:pPr>
         <w:jc w:val="distribute"/>
         <w:rPr>
-          <w:rFonts w:ascii="標楷體" w:eastAsia="標楷體" w:hint="eastAsia"/>
+          <w:rFonts w:ascii="標楷體" w:eastAsia="標楷體"/>
           <w:sz w:val="40"/>
           <w:szCs w:val="40"/>
         </w:rPr>
@@ -1295,7 +1346,7 @@
       <w:pPr>
         <w:jc w:val="distribute"/>
         <w:rPr>
-          <w:rFonts w:ascii="標楷體" w:eastAsia="標楷體" w:hint="eastAsia"/>
+          <w:rFonts w:ascii="標楷體" w:eastAsia="標楷體"/>
           <w:sz w:val="40"/>
           <w:szCs w:val="40"/>
         </w:rPr>
@@ -1305,7 +1356,7 @@
       <w:pPr>
         <w:jc w:val="distribute"/>
         <w:rPr>
-          <w:rFonts w:ascii="標楷體" w:eastAsia="標楷體" w:hint="eastAsia"/>
+          <w:rFonts w:ascii="標楷體" w:eastAsia="標楷體"/>
           <w:sz w:val="40"/>
           <w:szCs w:val="40"/>
         </w:rPr>
@@ -1315,7 +1366,7 @@
       <w:pPr>
         <w:jc w:val="distribute"/>
         <w:rPr>
-          <w:rFonts w:ascii="標楷體" w:eastAsia="標楷體" w:hint="eastAsia"/>
+          <w:rFonts w:ascii="標楷體" w:eastAsia="標楷體"/>
           <w:sz w:val="40"/>
           <w:szCs w:val="40"/>
         </w:rPr>
@@ -1323,38 +1374,8 @@
     </w:p>
     <w:p>
       <w:pPr>
-        <w:jc w:val="distribute"/>
         <w:rPr>
-          <w:rFonts w:ascii="標楷體" w:eastAsia="標楷體" w:hint="eastAsia"/>
-          <w:sz w:val="40"/>
-          <w:szCs w:val="40"/>
-        </w:rPr>
-      </w:pPr>
-    </w:p>
-    <w:p>
-      <w:pPr>
-        <w:jc w:val="distribute"/>
-        <w:rPr>
-          <w:rFonts w:ascii="標楷體" w:eastAsia="標楷體" w:hint="eastAsia"/>
-          <w:sz w:val="40"/>
-          <w:szCs w:val="40"/>
-        </w:rPr>
-      </w:pPr>
-    </w:p>
-    <w:p>
-      <w:pPr>
-        <w:jc w:val="distribute"/>
-        <w:rPr>
-          <w:rFonts w:ascii="標楷體" w:eastAsia="標楷體" w:hint="eastAsia"/>
-          <w:sz w:val="40"/>
-          <w:szCs w:val="40"/>
-        </w:rPr>
-      </w:pPr>
-    </w:p>
-    <w:p>
-      <w:pPr>
-        <w:rPr>
-          <w:rFonts w:ascii="標楷體" w:eastAsia="標楷體" w:hint="eastAsia"/>
+          <w:rFonts w:ascii="標楷體" w:eastAsia="標楷體"/>
           <w:sz w:val="40"/>
           <w:szCs w:val="40"/>
         </w:rPr>
@@ -2867,7 +2888,9 @@
   </w:style>
   <w:style w:type="character" w:default="1" w:styleId="a1">
     <w:name w:val="Default Paragraph Font"/>
-    <w:uiPriority w:val="99"/>
+    <w:uiPriority w:val="1"/>
+    <w:semiHidden/>
+    <w:unhideWhenUsed/>
   </w:style>
   <w:style w:type="table" w:default="1" w:styleId="a2">
     <w:name w:val="Normal Table"/>
